--- a/docs/ARQUITECTURA.docx
+++ b/docs/ARQUITECTURA.docx
@@ -59,7 +59,7 @@
             <w:color w:val="0563C1"/>
             <w:u w:val="single"/>
           </w:rPr>
-          <w:t>https://github.com/naye-gg/Laboratorio8_ingsoft</w:t>
+          <w:t>https://github.com/naye-gg/laboratorio8_ing_soft</w:t>
         </w:r>
       </w:hyperlink>
     </w:p>
